--- a/docs/Revised_Snapshot_Protocol_Deep_Report.docx
+++ b/docs/Revised_Snapshot_Protocol_Deep_Report.docx
@@ -20,7 +20,7 @@
     </w:p>
     <w:p>
       <w:r>
-        <w:t xml:space="preserve">**Status:** design stage complete for all six datasets; ML stage running (results appended under `6_Results/28_Revised_Snapshot_Protocol/`).  </w:t>
+        <w:t xml:space="preserve">**Status:** design + ML complete for all six datasets under `6_Results/28_Revised_Snapshot_Protocol/`.  </w:t>
       </w:r>
     </w:p>
     <w:p>
@@ -30,7 +30,47 @@
     </w:p>
     <w:p>
       <w:r>
-        <w:t>**Package for intrinsic dimension:** [`scikit-dimension`](https://pypi.org/project/scikit-dimension/) (`skdim.id.TwoNN`, `MLE`, `lPCA`, optional `DANCo`).</w:t>
+        <w:t>**Package for intrinsic dimension:** [scikit-dimension](https://pypi.org/project/scikit-dimension/) (`TwoNN`, `MLE`, `lPCA`, optional `DANCo`).</w:t>
+      </w:r>
+    </w:p>
+    <w:p>
+      <w:r>
+        <w:t>Notation used everywhere below:</w:t>
+      </w:r>
+    </w:p>
+    <w:p>
+      <w:r>
+        <w:t>| Symbol | Meaning |</w:t>
+      </w:r>
+    </w:p>
+    <w:p>
+      <w:r>
+        <w:t>|--------|---------|</w:t>
+      </w:r>
+    </w:p>
+    <w:p>
+      <w:r>
+        <w:t>| `t` | points per snapshot (fixed absolute count) |</w:t>
+      </w:r>
+    </w:p>
+    <w:p>
+      <w:r>
+        <w:t>| `l` | number of snapshots |</w:t>
+      </w:r>
+    </w:p>
+    <w:p>
+      <w:r>
+        <w:t>| `b` | intrinsic dimension (Two-NN primary) |</w:t>
+      </w:r>
+    </w:p>
+    <w:p>
+      <w:r>
+        <w:t>| `n_c` | number of rows in one class pool |</w:t>
+      </w:r>
+    </w:p>
+    <w:p>
+      <w:r>
+        <w:t>| `R` | reuse score |</w:t>
       </w:r>
     </w:p>
     <w:p>
@@ -48,11 +88,6 @@
     </w:p>
     <w:p>
       <w:r>
-        <w:t>Read it top-to-bottom once. When presenting, you can jump:</w:t>
-      </w:r>
-    </w:p>
-    <w:p>
-      <w:r>
         <w:t xml:space="preserve">1. **§1** — what changed vs the old pipeline  </w:t>
       </w:r>
     </w:p>
@@ -63,7 +98,7 @@
     </w:p>
     <w:p>
       <w:r>
-        <w:t xml:space="preserve">3. **§4** — worked numbers for **DCCCD** (the “bigger dataset”)  </w:t>
+        <w:t xml:space="preserve">3. **§4** — worked numbers for **DCCCD** (the bigger dataset)  </w:t>
       </w:r>
     </w:p>
     <w:p>
@@ -73,17 +108,17 @@
     </w:p>
     <w:p>
       <w:r>
-        <w:t xml:space="preserve">5. **§6** — grids we actually ran (60/15 + Zaniar 3-point sweeps + DCCCD 60–90)  </w:t>
-      </w:r>
-    </w:p>
-    <w:p>
-      <w:r>
-        <w:t xml:space="preserve">6. **§7** — ML results (updated as runs finish)  </w:t>
-      </w:r>
-    </w:p>
-    <w:p>
-      <w:r>
-        <w:t>7. **§8** — what each result *means* (and what it does not)</w:t>
+        <w:t xml:space="preserve">5. **§6** — grids we ran (60/15 + Zaniar sweeps + DCCCD 60–90)  </w:t>
+      </w:r>
+    </w:p>
+    <w:p>
+      <w:r>
+        <w:t xml:space="preserve">6. **§7** — ML results  </w:t>
+      </w:r>
+    </w:p>
+    <w:p>
+      <w:r>
+        <w:t>7. **§8** — what each result means (and what it does not)</w:t>
       </w:r>
     </w:p>
     <w:p>
@@ -111,37 +146,37 @@
     </w:p>
     <w:p>
       <w:r>
-        <w:t>| Undersample majority to minority before landmarks | **No class balancing** — keep full class pools | Undersampling throws away majority geometry and changes the point cloud the topology sees |</w:t>
-      </w:r>
-    </w:p>
-    <w:p>
-      <w:r>
-        <w:t>| \(t\) = percentage of (balanced) class | **Fixed absolute \(t\)** (same for train and test) | Percentage \(t\) couples snapshot size to class size and balancing; absolute \(t\) is a controllable experimental knob |</w:t>
-      </w:r>
-    </w:p>
-    <w:p>
-      <w:r>
-        <w:t>| \(l = 500\) snapshots | Default **train \(l=60\)**, **test \(l=15\)** | 500 caused extreme reuse (Exp 24); meeting set 60/15 as the new default |</w:t>
-      </w:r>
-    </w:p>
-    <w:p>
-      <w:r>
-        <w:t>| — | Also sweep Zaniar ranges with **3 points each**: train \(\{60,80,100\}\), test \(\{15,22,30\}\) | Sensitivity inside the ranges Zaniar quoted |</w:t>
-      </w:r>
-    </w:p>
-    <w:p>
-      <w:r>
-        <w:t>| — | Non-split arm on **DCCCD only**: \(l \in \{60,75,90\}\) | “Bigger dataset” full-data snapshot counts 60–90 |</w:t>
-      </w:r>
-    </w:p>
-    <w:p>
-      <w:r>
-        <w:t>| Landmark % as main story | Story is **\(t\), \(l\), \(b\)**, reuse, overlap | Matches the statistical checklist |</w:t>
-      </w:r>
-    </w:p>
-    <w:p>
-      <w:r>
-        <w:t>**Protocol for split experiments:** early 80/20 on tabular rows → train-only median impute (+ missing indicators) → MinMaxScaler → PCA → fixed-\(t\) snapshots **independently** on train and test → Ripser barcode stats → ML on barcode rows.</w:t>
+        <w:t>| Undersample majority to minority before landmarks | **No class balancing** — keep full class pools | Undersampling throws away majority geometry |</w:t>
+      </w:r>
+    </w:p>
+    <w:p>
+      <w:r>
+        <w:t>| `t` = percentage of (balanced) class | **Fixed absolute `t`** (same for train and test) | Percentage couples snapshot size to class size/balancing |</w:t>
+      </w:r>
+    </w:p>
+    <w:p>
+      <w:r>
+        <w:t>| `l = 500` snapshots | Default **train `l = 60`**, **test `l = 15`** | 500 caused extreme reuse (Exp 24) |</w:t>
+      </w:r>
+    </w:p>
+    <w:p>
+      <w:r>
+        <w:t>| — | Also sweep Zaniar ranges with **3 points each**: train `{60, 80, 100}`, test `{15, 22, 30}` | Sensitivity inside Zaniar’s quoted ranges |</w:t>
+      </w:r>
+    </w:p>
+    <w:p>
+      <w:r>
+        <w:t>| — | Non-split arm on **DCCCD only**: `l` in `{60, 75, 90}` | Bigger-dataset full-data counts 60–90 |</w:t>
+      </w:r>
+    </w:p>
+    <w:p>
+      <w:r>
+        <w:t>| Landmark % as main story | Story is **`t`, `l`, `b`**, reuse, overlap | Matches the statistical checklist |</w:t>
+      </w:r>
+    </w:p>
+    <w:p>
+      <w:r>
+        <w:t>**Protocol for split experiments:** early 80/20 on tabular rows → train-only median impute (+ missing indicators) → MinMaxScaler → PCA → fixed-`t` snapshots independently on train and test → Ripser barcode stats → ML on barcode rows.</w:t>
       </w:r>
     </w:p>
     <w:p>
@@ -167,17 +202,22 @@
     </w:p>
     <w:p>
       <w:r>
-        <w:t>\[</w:t>
-      </w:r>
-    </w:p>
-    <w:p>
-      <w:r>
-        <w:t>\boxed{l_{\text{formula}} \;\approx\; \left(\frac{t}{\log t}\right)^{2/b}}</w:t>
-      </w:r>
-    </w:p>
-    <w:p>
-      <w:r>
-        <w:t>\]</w:t>
+        <w:t>```text</w:t>
+      </w:r>
+    </w:p>
+    <w:p>
+      <w:r>
+        <w:t>l_formula  ≈  ( t / log(t) ) ^ (2 / b)</w:t>
+      </w:r>
+    </w:p>
+    <w:p>
+      <w:r>
+        <w:t>```</w:t>
+      </w:r>
+    </w:p>
+    <w:p>
+      <w:r>
+        <w:t>Where:</w:t>
       </w:r>
     </w:p>
     <w:p>
@@ -185,7 +225,7 @@
         <w:pStyle w:val="ListBullet"/>
       </w:pPr>
       <w:r>
-        <w:t>\(t\): points per snapshot</w:t>
+        <w:t>`t` = points per snapshot</w:t>
       </w:r>
     </w:p>
     <w:p>
@@ -193,7 +233,7 @@
         <w:pStyle w:val="ListBullet"/>
       </w:pPr>
       <w:r>
-        <w:t>\(b\): intrinsic dimension of the point cloud (we use **Two-NN** as primary \(b\))</w:t>
+        <w:t>`b` = intrinsic dimension (Two-NN)</w:t>
       </w:r>
     </w:p>
     <w:p>
@@ -201,7 +241,7 @@
         <w:pStyle w:val="ListBullet"/>
       </w:pPr>
       <w:r>
-        <w:t>\(\log\): natural log in our implementation (`math.log`)</w:t>
+        <w:t>`log` = natural log (`math.log` in code)</w:t>
       </w:r>
     </w:p>
     <w:p>
@@ -209,7 +249,7 @@
         <w:pStyle w:val="ListBullet"/>
       </w:pPr>
       <w:r>
-        <w:t>\(l_{\text{formula}}\): suggested number of snapshots from this rule alone</w:t>
+        <w:t>`l_formula` = suggested snapshot count from this rule **alone**</w:t>
       </w:r>
     </w:p>
     <w:p>
@@ -222,7 +262,7 @@
     </w:p>
     <w:p>
       <w:r>
-        <w:t>&gt; “For a cloud with intrinsic dimension \(b\), if each snapshot has \(t\) points, how many snapshots does this scaling heuristic suggest?”</w:t>
+        <w:t>&gt; “For a cloud with intrinsic dimension `b`, if each snapshot has `t` points, how many snapshots does this scaling heuristic suggest?”</w:t>
       </w:r>
     </w:p>
     <w:p>
@@ -235,7 +275,7 @@
         <w:pStyle w:val="Heading2"/>
       </w:pPr>
       <w:r>
-        <w:t>2.3 How we estimate \(b\)</w:t>
+        <w:t>2.3 How we estimate `b`</w:t>
       </w:r>
     </w:p>
     <w:p>
@@ -277,7 +317,7 @@
     </w:p>
     <w:p>
       <w:r>
-        <w:t>We estimate \(b\) in the **train PCA space** actually used for TDA (after early split).</w:t>
+        <w:t>We estimate `b` in the **train PCA space** used for TDA (after early split).</w:t>
       </w:r>
     </w:p>
     <w:p>
@@ -298,7 +338,7 @@
         <w:pStyle w:val="ListBullet"/>
       </w:pPr>
       <w:r>
-        <w:t>Two-NN on train PCA: \(b = 3.093\)</w:t>
+        <w:t>Two-NN on train PCA: `b = 3.093`</w:t>
       </w:r>
     </w:p>
     <w:p>
@@ -306,7 +346,7 @@
         <w:pStyle w:val="ListBullet"/>
       </w:pPr>
       <w:r>
-        <w:t>Joint Concern-B choice (see §3): \(t = 88\), train \(l=60\), test \(l=15\)</w:t>
+        <w:t>Joint Concern-B choice: `t = 88`, train `l = 60`, test `l = 15`</w:t>
       </w:r>
     </w:p>
     <w:p>
@@ -316,62 +356,32 @@
     </w:p>
     <w:p>
       <w:r>
-        <w:t>\[</w:t>
-      </w:r>
-    </w:p>
-    <w:p>
-      <w:r>
-        <w:t>\ln t = \ln 88 = 4.477</w:t>
-      </w:r>
-    </w:p>
-    <w:p>
-      <w:r>
-        <w:t>\]</w:t>
-      </w:r>
-    </w:p>
-    <w:p>
-      <w:r>
-        <w:t>\[</w:t>
-      </w:r>
-    </w:p>
-    <w:p>
-      <w:r>
-        <w:t>\frac{t}{\ln t} = \frac{88}{4.477} = 19.655</w:t>
-      </w:r>
-    </w:p>
-    <w:p>
-      <w:r>
-        <w:t>\]</w:t>
-      </w:r>
-    </w:p>
-    <w:p>
-      <w:r>
-        <w:t>\[</w:t>
-      </w:r>
-    </w:p>
-    <w:p>
-      <w:r>
-        <w:t>\frac{2}{b} = \frac{2}{3.093} = 0.6466</w:t>
-      </w:r>
-    </w:p>
-    <w:p>
-      <w:r>
-        <w:t>\]</w:t>
-      </w:r>
-    </w:p>
-    <w:p>
-      <w:r>
-        <w:t>\[</w:t>
-      </w:r>
-    </w:p>
-    <w:p>
-      <w:r>
-        <w:t>l_{\text{formula}} = (19.655)^{0.6466} \approx 6.86</w:t>
-      </w:r>
-    </w:p>
-    <w:p>
-      <w:r>
-        <w:t>\]</w:t>
+        <w:t>```text</w:t>
+      </w:r>
+    </w:p>
+    <w:p>
+      <w:r>
+        <w:t>Step 1:  log(t) = ln(88) = 4.477</w:t>
+      </w:r>
+    </w:p>
+    <w:p>
+      <w:r>
+        <w:t>Step 2:  t / log(t) = 88 / 4.477 = 19.655</w:t>
+      </w:r>
+    </w:p>
+    <w:p>
+      <w:r>
+        <w:t>Step 3:  2 / b = 2 / 3.093 = 0.6466</w:t>
+      </w:r>
+    </w:p>
+    <w:p>
+      <w:r>
+        <w:t>Step 4:  l_formula = (19.655) ^ (0.6466) ≈ 6.86</w:t>
+      </w:r>
+    </w:p>
+    <w:p>
+      <w:r>
+        <w:t>```</w:t>
       </w:r>
     </w:p>
     <w:p>
@@ -381,17 +391,17 @@
     </w:p>
     <w:p>
       <w:r>
-        <w:t xml:space="preserve">The email formula, *by itself*, suggests only about **7 snapshots** at \(t=88\), \(b\approx 3.1\).  </w:t>
-      </w:r>
-    </w:p>
-    <w:p>
-      <w:r>
-        <w:t xml:space="preserve">The meeting default is **60 / 15**, which is **much larger** than 6.86.  </w:t>
-      </w:r>
-    </w:p>
-    <w:p>
-      <w:r>
-        <w:t>We **do not** overwrite 60/15 with 7. We **report** the gap: Concern A says “~7”; the meeting default says “60/15”; Concern B checks whether 60/15 is sampling-feasible (it is, on DCCCD — see next section).</w:t>
+        <w:t xml:space="preserve">The email formula, by itself, suggests only about **7 snapshots** at `t = 88`, `b ≈ 3.1`.  </w:t>
+      </w:r>
+    </w:p>
+    <w:p>
+      <w:r>
+        <w:t xml:space="preserve">The meeting default is **60 / 15**, which is much larger than 6.86.  </w:t>
+      </w:r>
+    </w:p>
+    <w:p>
+      <w:r>
+        <w:t>We do **not** overwrite 60/15 with 7. We report the gap: Concern A says “~7”; the meeting default says “60/15”; Concern B checks whether 60/15 is sampling-feasible (it is, on DCCCD — next section).</w:t>
       </w:r>
     </w:p>
     <w:p>
@@ -417,97 +427,72 @@
     </w:p>
     <w:p>
       <w:r>
-        <w:t>For class pool size \(n_c\):</w:t>
-      </w:r>
-    </w:p>
-    <w:p>
-      <w:r>
-        <w:t>\[</w:t>
-      </w:r>
-    </w:p>
-    <w:p>
-      <w:r>
-        <w:t>R_c = \frac{t \cdot l}{n_c}</w:t>
-      </w:r>
-    </w:p>
-    <w:p>
-      <w:r>
-        <w:t>\qquad\text{(reuse score)}</w:t>
-      </w:r>
-    </w:p>
-    <w:p>
-      <w:r>
-        <w:t>\]</w:t>
-      </w:r>
-    </w:p>
-    <w:p>
-      <w:r>
-        <w:t>\[</w:t>
-      </w:r>
-    </w:p>
-    <w:p>
-      <w:r>
-        <w:t>\frac{t}{n_c} &lt; 0.20</w:t>
-      </w:r>
-    </w:p>
-    <w:p>
-      <w:r>
-        <w:t>\qquad\text{(single-snapshot footprint)}</w:t>
-      </w:r>
-    </w:p>
-    <w:p>
-      <w:r>
-        <w:t>\]</w:t>
-      </w:r>
-    </w:p>
-    <w:p>
-      <w:r>
-        <w:t>**Target:** \(R_c \lesssim 1\) on every class that contributes snapshots.</w:t>
-      </w:r>
-    </w:p>
-    <w:p>
-      <w:r>
-        <w:t>**Binding class:** the minority class (smaller \(n_c\)), because it hits \(R=1\) first.</w:t>
-      </w:r>
-    </w:p>
-    <w:p>
-      <w:r>
-        <w:t>Maximum reusable \(t\) at a fixed \(l\):</w:t>
-      </w:r>
-    </w:p>
-    <w:p>
-      <w:r>
-        <w:t>\[</w:t>
-      </w:r>
-    </w:p>
-    <w:p>
-      <w:r>
-        <w:t>t_{\max}(n_c,l) = \left\lfloor \frac{n_c}{l} \right\rfloor</w:t>
-      </w:r>
-    </w:p>
-    <w:p>
-      <w:r>
-        <w:t>\]</w:t>
-      </w:r>
-    </w:p>
-    <w:p>
-      <w:r>
-        <w:t>Maximum reusable \(l\) at a fixed \(t\):</w:t>
-      </w:r>
-    </w:p>
-    <w:p>
-      <w:r>
-        <w:t>\[</w:t>
-      </w:r>
-    </w:p>
-    <w:p>
-      <w:r>
-        <w:t>l_{\max}(n_c,t) = \left\lfloor \frac{n_c}{t} \right\rfloor</w:t>
-      </w:r>
-    </w:p>
-    <w:p>
-      <w:r>
-        <w:t>\]</w:t>
+        <w:t>```text</w:t>
+      </w:r>
+    </w:p>
+    <w:p>
+      <w:r>
+        <w:t>Reuse score for class c:</w:t>
+      </w:r>
+    </w:p>
+    <w:p>
+      <w:r>
+        <w:t xml:space="preserve">    R_c  =  (t * l) / n_c</w:t>
+      </w:r>
+    </w:p>
+    <w:p>
+      <w:r>
+        <w:t>Single-snapshot footprint:</w:t>
+      </w:r>
+    </w:p>
+    <w:p>
+      <w:r>
+        <w:t xml:space="preserve">    t / n_c  &lt;  0.20</w:t>
+      </w:r>
+    </w:p>
+    <w:p>
+      <w:r>
+        <w:t>```</w:t>
+      </w:r>
+    </w:p>
+    <w:p>
+      <w:r>
+        <w:t>**Target:** `R_c` near or below 1 on every class that contributes snapshots.</w:t>
+      </w:r>
+    </w:p>
+    <w:p>
+      <w:r>
+        <w:t>**Binding class:** the minority class (smaller `n_c`), because it hits `R = 1` first.</w:t>
+      </w:r>
+    </w:p>
+    <w:p>
+      <w:r>
+        <w:t>```text</w:t>
+      </w:r>
+    </w:p>
+    <w:p>
+      <w:r>
+        <w:t>Largest t allowed at a fixed l (reuse ≤ 1):</w:t>
+      </w:r>
+    </w:p>
+    <w:p>
+      <w:r>
+        <w:t xml:space="preserve">    t_max(n_c, l)  =  floor( n_c / l )</w:t>
+      </w:r>
+    </w:p>
+    <w:p>
+      <w:r>
+        <w:t>Largest l allowed at a fixed t (reuse ≤ 1):</w:t>
+      </w:r>
+    </w:p>
+    <w:p>
+      <w:r>
+        <w:t xml:space="preserve">    l_max(n_c, t)  =  floor( n_c / t )</w:t>
+      </w:r>
+    </w:p>
+    <w:p>
+      <w:r>
+        <w:t>```</w:t>
       </w:r>
     </w:p>
     <w:p>
@@ -520,7 +505,7 @@
     </w:p>
     <w:p>
       <w:r>
-        <w:t>&gt; “If I insist on train \(l=60\) and test \(l=15\) with the same \(t\), can I do it without recycling the same people over and over?”</w:t>
+        <w:t>&gt; “If I insist on train `l = 60` and test `l = 15` with the same `t`, can I do it without recycling the same people over and over?”</w:t>
       </w:r>
     </w:p>
     <w:p>
@@ -543,12 +528,12 @@
     </w:p>
     <w:p>
       <w:r>
-        <w:t>| Split | Defaults \(n_+\) | Non-defaults \(n_-\) |</w:t>
-      </w:r>
-    </w:p>
-    <w:p>
-      <w:r>
-        <w:t>|-------|-----------------:|---------------------:|</w:t>
+        <w:t>| Split | Defaults `n+` | Non-defaults `n-` |</w:t>
+      </w:r>
+    </w:p>
+    <w:p>
+      <w:r>
+        <w:t>|-------|--------------:|------------------:|</w:t>
       </w:r>
     </w:p>
     <w:p>
@@ -563,77 +548,72 @@
     </w:p>
     <w:p>
       <w:r>
-        <w:t>At \(t=88\), \(l_{\text{train}}=60\):</w:t>
-      </w:r>
-    </w:p>
-    <w:p>
-      <w:r>
-        <w:t>\[</w:t>
-      </w:r>
-    </w:p>
-    <w:p>
-      <w:r>
-        <w:t>R_+^{\text{train}} = \frac{88\times 60}{5304} = 0.995 \le 1</w:t>
-      </w:r>
-    </w:p>
-    <w:p>
-      <w:r>
-        <w:t>\]</w:t>
-      </w:r>
-    </w:p>
-    <w:p>
-      <w:r>
-        <w:t>\[</w:t>
-      </w:r>
-    </w:p>
-    <w:p>
-      <w:r>
-        <w:t>R_-^{\text{train}} = \frac{88\times 60}{18668} = 0.283 \le 1</w:t>
-      </w:r>
-    </w:p>
-    <w:p>
-      <w:r>
-        <w:t>\]</w:t>
-      </w:r>
-    </w:p>
-    <w:p>
-      <w:r>
-        <w:t>At \(t=88\), \(l_{\text{test}}=15\):</w:t>
-      </w:r>
-    </w:p>
-    <w:p>
-      <w:r>
-        <w:t>\[</w:t>
-      </w:r>
-    </w:p>
-    <w:p>
-      <w:r>
-        <w:t>R_+^{\text{test}} = \frac{88\times 15}{1326} = 0.995 \le 1</w:t>
-      </w:r>
-    </w:p>
-    <w:p>
-      <w:r>
-        <w:t>\]</w:t>
-      </w:r>
-    </w:p>
-    <w:p>
-      <w:r>
-        <w:t>\[</w:t>
-      </w:r>
-    </w:p>
-    <w:p>
-      <w:r>
-        <w:t>R_-^{\text{test}} = \frac{88\times 15}{4667} = 0.283 \le 1</w:t>
-      </w:r>
-    </w:p>
-    <w:p>
-      <w:r>
-        <w:t>\]</w:t>
-      </w:r>
-    </w:p>
-    <w:p>
-      <w:r>
-        <w:t>Also \(t/n_+^{\text{train}} = 88/5304 = 0.017 &lt; 0.20\).</w:t>
+        <w:t>At `t = 88`, train `l = 60`:</w:t>
+      </w:r>
+    </w:p>
+    <w:p>
+      <w:r>
+        <w:t>```text</w:t>
+      </w:r>
+    </w:p>
+    <w:p>
+      <w:r>
+        <w:t>R+(train) = (88 * 60) / 5304 = 0.995  ≤ 1</w:t>
+      </w:r>
+    </w:p>
+    <w:p>
+      <w:r>
+        <w:t>R-(train) = (88 * 60) / 18668 = 0.283  ≤ 1</w:t>
+      </w:r>
+    </w:p>
+    <w:p>
+      <w:r>
+        <w:t>```</w:t>
+      </w:r>
+    </w:p>
+    <w:p>
+      <w:r>
+        <w:t>At `t = 88`, test `l = 15`:</w:t>
+      </w:r>
+    </w:p>
+    <w:p>
+      <w:r>
+        <w:t>```text</w:t>
+      </w:r>
+    </w:p>
+    <w:p>
+      <w:r>
+        <w:t>R+(test) = (88 * 15) / 1326 = 0.995  ≤ 1</w:t>
+      </w:r>
+    </w:p>
+    <w:p>
+      <w:r>
+        <w:t>R-(test) = (88 * 15) / 4667 = 0.283  ≤ 1</w:t>
+      </w:r>
+    </w:p>
+    <w:p>
+      <w:r>
+        <w:t>```</w:t>
+      </w:r>
+    </w:p>
+    <w:p>
+      <w:r>
+        <w:t>Also:</w:t>
+      </w:r>
+    </w:p>
+    <w:p>
+      <w:r>
+        <w:t>```text</w:t>
+      </w:r>
+    </w:p>
+    <w:p>
+      <w:r>
+        <w:t>t / n+(train) = 88 / 5304 = 0.017  &lt;  0.20</w:t>
+      </w:r>
+    </w:p>
+    <w:p>
+      <w:r>
+        <w:t>```</w:t>
       </w:r>
     </w:p>
     <w:p>
@@ -643,12 +623,12 @@
     </w:p>
     <w:p>
       <w:r>
-        <w:t xml:space="preserve">On DCCCD, meeting **60/15 is reuse-feasible** at \(t=88\).  </w:t>
-      </w:r>
-    </w:p>
-    <w:p>
-      <w:r>
-        <w:t>So for the bigger dataset we can honour the meeting default under Concern B, while Concern A still only suggests \(l\approx 7\).</w:t>
+        <w:t xml:space="preserve">On DCCCD, meeting **60/15 is reuse-feasible** at `t = 88`.  </w:t>
+      </w:r>
+    </w:p>
+    <w:p>
+      <w:r>
+        <w:t>So for the bigger dataset we can honour the meeting default under Concern B, while Concern A still only suggests `l ≈ 7`.</w:t>
       </w:r>
     </w:p>
     <w:p>
@@ -661,17 +641,17 @@
     </w:p>
     <w:p>
       <w:r>
-        <w:t xml:space="preserve">When minority test pools are tiny (PKDD, Taiwan, Statlog), **strict** \(R\le 1\) cannot support both large \(t\) and \(l=60/15\).  </w:t>
-      </w:r>
-    </w:p>
-    <w:p>
-      <w:r>
-        <w:t>We then solve a joint programme:</w:t>
-      </w:r>
-    </w:p>
-    <w:p>
-      <w:r>
-        <w:t xml:space="preserve">1. Prefer \(R\le 1\) on **both** train and test minorities  </w:t>
+        <w:t xml:space="preserve">When minority test pools are tiny (PKDD, Taiwan, Statlog), strict `R ≤ 1` cannot support both large `t` and `l = 60/15`.  </w:t>
+      </w:r>
+    </w:p>
+    <w:p>
+      <w:r>
+        <w:t>We then choose jointly:</w:t>
+      </w:r>
+    </w:p>
+    <w:p>
+      <w:r>
+        <w:t xml:space="preserve">1. Prefer `R ≤ 1` on **both** train and test minorities  </w:t>
       </w:r>
     </w:p>
     <w:p>
@@ -681,12 +661,12 @@
     </w:p>
     <w:p>
       <w:r>
-        <w:t xml:space="preserve">3. Prefer larger \(t\) among ties  </w:t>
-      </w:r>
-    </w:p>
-    <w:p>
-      <w:r>
-        <w:t>4. Only if needed, relax **test** reuse to \(\le 2\) (documented)</w:t>
+        <w:t xml:space="preserve">3. Prefer larger `t` among ties  </w:t>
+      </w:r>
+    </w:p>
+    <w:p>
+      <w:r>
+        <w:t>4. Only if needed, relax **test** reuse to ≤ 2 (documented)</w:t>
       </w:r>
     </w:p>
     <w:p>
@@ -696,12 +676,12 @@
     </w:p>
     <w:p>
       <w:r>
-        <w:t>| Dataset | \(b\) (Two-NN) | \(t\) | train \(l\) | test \(l\) | \(l_{\text{formula}}\) | Notes |</w:t>
-      </w:r>
-    </w:p>
-    <w:p>
-      <w:r>
-        <w:t>|---------|---------------:|------:|------------:|-----------:|------------------------:|-------|</w:t>
+        <w:t>| Dataset | `b` (Two-NN) | `t` | train `l` | test `l` | `l_formula` | Notes |</w:t>
+      </w:r>
+    </w:p>
+    <w:p>
+      <w:r>
+        <w:t>|---------|-------------:|----:|----------:|---------:|------------:|-------|</w:t>
       </w:r>
     </w:p>
     <w:p>
@@ -711,12 +691,12 @@
     </w:p>
     <w:p>
       <w:r>
-        <w:t>| Polish bankruptcy | 2.41 | 6 | 60 | 15 | 2.72 | Full meeting default; small \(t\) |</w:t>
-      </w:r>
-    </w:p>
-    <w:p>
-      <w:r>
-        <w:t>| Statlog German | 4.74 | 5 | 48 | 12 | 1.61 | Concern B reduced \(l\) |</w:t>
+        <w:t>| Polish bankruptcy | 2.41 | 6 | 60 | 15 | 2.72 | Full meeting default; small `t` |</w:t>
+      </w:r>
+    </w:p>
+    <w:p>
+      <w:r>
+        <w:t>| Statlog German | 4.74 | 5 | 48 | 12 | 1.61 | Concern B reduced `l` |</w:t>
       </w:r>
     </w:p>
     <w:p>
@@ -726,7 +706,7 @@
     </w:p>
     <w:p>
       <w:r>
-        <w:t>| Taiwan bankruptcy | 6.21 | 5 | 35 | 8 | 1.44 | Concern B reduced \(l\) |</w:t>
+        <w:t>| Taiwan bankruptcy | 6.21 | 5 | 35 | 8 | 1.44 | Concern B reduced `l` |</w:t>
       </w:r>
     </w:p>
     <w:p>
@@ -741,7 +721,7 @@
     </w:p>
     <w:p>
       <w:r>
-        <w:t>“On DCCCD we can run the meeting’s 60/15 under reuse ≤ 1. On smaller sets, reuse math forces smaller \(l\) or tiny \(t\); the formula alone wanted even fewer snapshots (~1–7).”</w:t>
+        <w:t>“On DCCCD we can run the meeting’s 60/15 under reuse ≤ 1. On smaller sets, reuse math forces smaller `l` or tiny `t`; the formula alone wanted even fewer snapshots (~1–7).”</w:t>
       </w:r>
     </w:p>
     <w:p>
@@ -754,7 +734,7 @@
         <w:pStyle w:val="Heading1"/>
       </w:pPr>
       <w:r>
-        <w:t>4. Concern A vs Concern B — keep them separate in your head</w:t>
+        <w:t>4. Concern A vs Concern B — keep them separate</w:t>
       </w:r>
     </w:p>
     <w:p>
@@ -764,37 +744,37 @@
     </w:p>
     <w:p>
       <w:r>
-        <w:t>Concern A (formula)     →  “How many snapshots does (t,b) suggest?”</w:t>
-      </w:r>
-    </w:p>
-    <w:p>
-      <w:r>
-        <w:t xml:space="preserve">                           DCCCD: ~7 at t=88</w:t>
-      </w:r>
-    </w:p>
-    <w:p>
-      <w:r>
-        <w:t>Concern B (reuse)       →  “Is (t,l) sampling-legal on each class pool?”</w:t>
-      </w:r>
-    </w:p>
-    <w:p>
-      <w:r>
-        <w:t xml:space="preserve">                           DCCCD: 60/15 at t=88 is legal (R≈0.995)</w:t>
-      </w:r>
-    </w:p>
-    <w:p>
-      <w:r>
-        <w:t>Meeting default         →  Use 60/15 when Concern B allows it</w:t>
-      </w:r>
-    </w:p>
-    <w:p>
-      <w:r>
-        <w:t>Zaniar sweep            →  Also try {60,80,100} × {15,22,30} when reuse allows</w:t>
-      </w:r>
-    </w:p>
-    <w:p>
-      <w:r>
-        <w:t>ML metrics              →  Third concern: does barcode ML actually work?</w:t>
+        <w:t>Concern A (formula)  →  “How many snapshots does (t, b) suggest?”</w:t>
+      </w:r>
+    </w:p>
+    <w:p>
+      <w:r>
+        <w:t xml:space="preserve">                        DCCCD: ~7 at t = 88</w:t>
+      </w:r>
+    </w:p>
+    <w:p>
+      <w:r>
+        <w:t>Concern B (reuse)    →  “Is (t, l) sampling-legal on each class pool?”</w:t>
+      </w:r>
+    </w:p>
+    <w:p>
+      <w:r>
+        <w:t xml:space="preserve">                        DCCCD: 60/15 at t = 88 is legal (R ≈ 0.995)</w:t>
+      </w:r>
+    </w:p>
+    <w:p>
+      <w:r>
+        <w:t>Meeting default      →  Use 60/15 when Concern B allows it</w:t>
+      </w:r>
+    </w:p>
+    <w:p>
+      <w:r>
+        <w:t>Zaniar sweep         →  Also try {60,80,100} x {15,22,30} when reuse allows</w:t>
+      </w:r>
+    </w:p>
+    <w:p>
+      <w:r>
+        <w:t>ML metrics           →  Third concern: does barcode ML actually work?</w:t>
       </w:r>
     </w:p>
     <w:p>
@@ -814,7 +794,7 @@
     </w:p>
     <w:p>
       <w:r>
-        <w:t>Say: “formula ≈ 7; reuse allows up to ~60 at this \(t\); we run the meeting default and the sweep, and we report all three stories.”</w:t>
+        <w:t>Say: “formula ≈ 7; reuse allows up to ~60 at this `t`; we run the meeting default and the sweep, and we report all three stories.”</w:t>
       </w:r>
     </w:p>
     <w:p>
@@ -845,57 +825,52 @@
     </w:p>
     <w:p>
       <w:r>
-        <w:t>For snapshots \(A,B\) of size \(t\):</w:t>
-      </w:r>
-    </w:p>
-    <w:p>
-      <w:r>
-        <w:t>\[</w:t>
-      </w:r>
-    </w:p>
-    <w:p>
-      <w:r>
-        <w:t>\text{overlap fraction} = \frac{|A \cap B|}{t},</w:t>
-      </w:r>
-    </w:p>
-    <w:p>
-      <w:r>
-        <w:t>\qquad</w:t>
-      </w:r>
-    </w:p>
-    <w:p>
-      <w:r>
-        <w:t>\text{Jaccard} = \frac{|A \cap B|}{|A \cup B|}</w:t>
-      </w:r>
-    </w:p>
-    <w:p>
-      <w:r>
-        <w:t>\]</w:t>
-      </w:r>
-    </w:p>
-    <w:p>
-      <w:r>
-        <w:t>Under independent sampling without replacement, the expected overlap fraction is approximately</w:t>
-      </w:r>
-    </w:p>
-    <w:p>
-      <w:r>
-        <w:t>\[</w:t>
-      </w:r>
-    </w:p>
-    <w:p>
-      <w:r>
-        <w:t>\mathbb{E}\!\left[\frac{|A\cap B|}{t}\right] \approx \frac{t}{n_c}.</w:t>
-      </w:r>
-    </w:p>
-    <w:p>
-      <w:r>
-        <w:t>\]</w:t>
-      </w:r>
-    </w:p>
-    <w:p>
-      <w:r>
-        <w:t>Example DCCCD train defaults: \(t/n_+ = 88/5304 \approx 0.017\) → typical pair shares ~1.7% of points.</w:t>
+        <w:t>For two snapshots A and B, each of size `t`:</w:t>
+      </w:r>
+    </w:p>
+    <w:p>
+      <w:r>
+        <w:t>```text</w:t>
+      </w:r>
+    </w:p>
+    <w:p>
+      <w:r>
+        <w:t>overlap_fraction = |A ∩ B| / t</w:t>
+      </w:r>
+    </w:p>
+    <w:p>
+      <w:r>
+        <w:t>Jaccard          = |A ∩ B| / |A ∪ B|</w:t>
+      </w:r>
+    </w:p>
+    <w:p>
+      <w:r>
+        <w:t>```</w:t>
+      </w:r>
+    </w:p>
+    <w:p>
+      <w:r>
+        <w:t>Under independent sampling without replacement, expected overlap is about:</w:t>
+      </w:r>
+    </w:p>
+    <w:p>
+      <w:r>
+        <w:t>```text</w:t>
+      </w:r>
+    </w:p>
+    <w:p>
+      <w:r>
+        <w:t>E[ overlap_fraction ]  ≈  t / n_c</w:t>
+      </w:r>
+    </w:p>
+    <w:p>
+      <w:r>
+        <w:t>```</w:t>
+      </w:r>
+    </w:p>
+    <w:p>
+      <w:r>
+        <w:t>Example DCCCD train defaults: `t / n+ = 88 / 5304 ≈ 0.017` → a typical pair shares ~1.7% of points.</w:t>
       </w:r>
     </w:p>
     <w:p>
@@ -908,7 +883,22 @@
     </w:p>
     <w:p>
       <w:r>
-        <w:t>Already \(R = tl/n_c\) (global recycling, not just pairs).</w:t>
+        <w:t>```text</w:t>
+      </w:r>
+    </w:p>
+    <w:p>
+      <w:r>
+        <w:t>R = (t * l) / n_c</w:t>
+      </w:r>
+    </w:p>
+    <w:p>
+      <w:r>
+        <w:t>```</w:t>
+      </w:r>
+    </w:p>
+    <w:p>
+      <w:r>
+        <w:t>(global recycling across the whole library, not just pairs)</w:t>
       </w:r>
     </w:p>
     <w:p>
@@ -921,7 +911,7 @@
     </w:p>
     <w:p>
       <w:r>
-        <w:t>Null: snapshots behave like independent uniform draws of size \(t\).</w:t>
+        <w:t>Null: snapshots behave like independent uniform draws of size `t`.</w:t>
       </w:r>
     </w:p>
     <w:p>
@@ -931,7 +921,7 @@
     </w:p>
     <w:p>
       <w:r>
-        <w:t xml:space="preserve">   \(p =\) fraction of null mean-overlaps \(\ge\) observed (excess overlap).  </w:t>
+        <w:t xml:space="preserve">   `p` = fraction of null mean-overlaps ≥ observed (excess overlap).  </w:t>
       </w:r>
     </w:p>
     <w:p>
@@ -941,7 +931,7 @@
     </w:p>
     <w:p>
       <w:r>
-        <w:t>**How to read:** large \(p\) ⇒ overlap looks like chance (good). Small \(p\) ⇒ systematic excess dependence.</w:t>
+        <w:t>**How to read:** large `p` → overlap looks like chance (good). Small `p` → systematic excess dependence.</w:t>
       </w:r>
     </w:p>
     <w:p>
@@ -1004,27 +994,22 @@
     </w:p>
     <w:p>
       <w:r>
-        <w:t>At the chosen \(t\), all pairs</w:t>
-      </w:r>
-    </w:p>
-    <w:p>
-      <w:r>
-        <w:t>\[</w:t>
-      </w:r>
-    </w:p>
-    <w:p>
-      <w:r>
-        <w:t>(l_{\text{train}}, l_{\text{test}}) \in \{60,80,100\}\times\{15,22,30\}</w:t>
-      </w:r>
-    </w:p>
-    <w:p>
-      <w:r>
-        <w:t>\]</w:t>
-      </w:r>
-    </w:p>
-    <w:p>
-      <w:r>
-        <w:t xml:space="preserve">except the default already run.  </w:t>
+        <w:t>At a reuse-feasible `t` (for DCCCD: `t = 44`, the largest `t` that still allows train `l = 100` and test `l = 30` with `R ≤ 1`):</w:t>
+      </w:r>
+    </w:p>
+    <w:p>
+      <w:r>
+        <w:t>```text</w:t>
+      </w:r>
+    </w:p>
+    <w:p>
+      <w:r>
+        <w:t>(train_l, test_l) in {60, 80, 100} × {15, 22, 30}</w:t>
+      </w:r>
+    </w:p>
+    <w:p>
+      <w:r>
+        <w:t>```</w:t>
       </w:r>
     </w:p>
     <w:p>
@@ -1034,12 +1019,22 @@
     </w:p>
     <w:p>
       <w:r>
-        <w:t xml:space="preserve">On DCCCD at \(t=88\), many upper-grid cells skip because  </w:t>
-      </w:r>
-    </w:p>
-    <w:p>
-      <w:r>
-        <w:t>\(R = 88\times 80 / 5304 \approx 1.33 &gt; 1\).</w:t>
+        <w:t>At the default chosen `t = 88` on DCCCD, the upper grid is illegal, e.g.:</w:t>
+      </w:r>
+    </w:p>
+    <w:p>
+      <w:r>
+        <w:t>```text</w:t>
+      </w:r>
+    </w:p>
+    <w:p>
+      <w:r>
+        <w:t>R = (88 * 80) / 5304 ≈ 1.33  &gt;  1</w:t>
+      </w:r>
+    </w:p>
+    <w:p>
+      <w:r>
+        <w:t>```</w:t>
       </w:r>
     </w:p>
     <w:p>
@@ -1052,17 +1047,32 @@
     </w:p>
     <w:p>
       <w:r>
-        <w:t xml:space="preserve">Full-data PCA (sensitivity arm — not the clean protocol), \(l \in \{60,75,90\}\), same \(t\).  </w:t>
-      </w:r>
-    </w:p>
-    <w:p>
-      <w:r>
-        <w:t xml:space="preserve">Then stratified 80/20 on **barcode rows** for ML.  </w:t>
-      </w:r>
-    </w:p>
-    <w:p>
-      <w:r>
-        <w:t>Reuse check: \(l_{\max}(6630,88)=75\) ⇒ **90 is skipped** under \(R\le 1\).</w:t>
+        <w:t xml:space="preserve">Full-data PCA (sensitivity arm — not the clean protocol), `l` in `{60, 75, 90}`, same `t`.  </w:t>
+      </w:r>
+    </w:p>
+    <w:p>
+      <w:r>
+        <w:t>Then stratified 80/20 on **barcode rows** for ML.</w:t>
+      </w:r>
+    </w:p>
+    <w:p>
+      <w:r>
+        <w:t>```text</w:t>
+      </w:r>
+    </w:p>
+    <w:p>
+      <w:r>
+        <w:t>l_max(n_min=6630, t=88) = floor(6630 / 88) = 75</w:t>
+      </w:r>
+    </w:p>
+    <w:p>
+      <w:r>
+        <w:t>```</w:t>
+      </w:r>
+    </w:p>
+    <w:p>
+      <w:r>
+        <w:t>So **`l = 90` is skipped** under `R ≤ 1`.</w:t>
       </w:r>
     </w:p>
     <w:p>
@@ -1101,7 +1111,7 @@
     </w:p>
     <w:p>
       <w:r>
-        <w:t>Numbers below use the **final design’s effective `(train_l, test_l)`** (intermediate adaptation runs are left in the CSV for audit but ignored here).</w:t>
+        <w:t>Numbers below use the **final design’s effective `(train_l, test_l)`**.</w:t>
       </w:r>
     </w:p>
     <w:p>
@@ -1114,17 +1124,17 @@
     </w:p>
     <w:p>
       <w:r>
-        <w:t>**Default 60/15, no undersampling, fixed \(t\)** (mean across 5 models):</w:t>
-      </w:r>
-    </w:p>
-    <w:p>
-      <w:r>
-        <w:t>| \(t\) | Mean balanced acc | Mean ROC-AUC | Best model (bal. acc.) |</w:t>
-      </w:r>
-    </w:p>
-    <w:p>
-      <w:r>
-        <w:t>|------:|------------------:|-------------:|------------------------|</w:t>
+        <w:t>**Default 60/15, no undersampling, fixed `t`** (mean across 5 models):</w:t>
+      </w:r>
+    </w:p>
+    <w:p>
+      <w:r>
+        <w:t>| `t` | Mean balanced acc | Mean ROC-AUC | Best model (bal. acc.) |</w:t>
+      </w:r>
+    </w:p>
+    <w:p>
+      <w:r>
+        <w:t>|----:|------------------:|-------------:|------------------------|</w:t>
       </w:r>
     </w:p>
     <w:p>
@@ -1144,22 +1154,22 @@
     </w:p>
     <w:p>
       <w:r>
-        <w:t>**What this led to:** larger \(t\) (still reuse-legal) improves cloud separation under clean early-split. Formula wanted \(l\approx 7\); meeting 60/15 still yields strong barcode-row metrics on DCCCD.</w:t>
-      </w:r>
-    </w:p>
-    <w:p>
-      <w:r>
-        <w:t>**Zaniar 3×3 at \(t=44\)** (largest \(t\) that keeps \(R\le 1\) even at train \(l=100\), test \(l=30\)):</w:t>
-      </w:r>
-    </w:p>
-    <w:p>
-      <w:r>
-        <w:t>| train \(l\) \ test \(l\) | 15 | 22 | 30 |</w:t>
-      </w:r>
-    </w:p>
-    <w:p>
-      <w:r>
-        <w:t>|---:|---:|---:|---:|</w:t>
+        <w:t>**What this led to:** larger `t` (still reuse-legal) improves cloud separation under clean early-split. Formula wanted `l ≈ 7`; meeting 60/15 still yields strong barcode-row metrics on DCCCD.</w:t>
+      </w:r>
+    </w:p>
+    <w:p>
+      <w:r>
+        <w:t>**Zaniar 3×3 at `t = 44`** (mean balanced accuracy across models):</w:t>
+      </w:r>
+    </w:p>
+    <w:p>
+      <w:r>
+        <w:t>| train `l` \ test `l` | 15 | 22 | 30 |</w:t>
+      </w:r>
+    </w:p>
+    <w:p>
+      <w:r>
+        <w:t>|---------------------:|---:|---:|---:|</w:t>
       </w:r>
     </w:p>
     <w:p>
@@ -1179,27 +1189,22 @@
     </w:p>
     <w:p>
       <w:r>
-        <w:t>(Values = mean balanced accuracy across models.)</w:t>
-      </w:r>
-    </w:p>
-    <w:p>
-      <w:r>
-        <w:t>**What this led to:** moving up Zaniar’s ranges does **not** help once reuse is controlled — if anything, larger \(l\) / larger test libraries slightly **weaken** mean balanced accuracy vs the 60/15 corner at the same \(t=44\). The meeting default is not only simpler; it is competitive.</w:t>
-      </w:r>
-    </w:p>
-    <w:p>
-      <w:r>
-        <w:t>**Non-split DCCCD \(l\in\{60,75\}\)** (90 skipped: \(R=1.195&gt;1\)):</w:t>
-      </w:r>
-    </w:p>
-    <w:p>
-      <w:r>
-        <w:t>| \(l\) | Mean bal. acc | Mean ROC-AUC |</w:t>
-      </w:r>
-    </w:p>
-    <w:p>
-      <w:r>
-        <w:t>|------:|--------------:|-------------:|</w:t>
+        <w:t>**What this led to:** moving up Zaniar’s ranges does **not** help once reuse is controlled — larger `l` / larger test libraries slightly weaken mean balanced accuracy vs the 60/15 corner at the same `t = 44`.</w:t>
+      </w:r>
+    </w:p>
+    <w:p>
+      <w:r>
+        <w:t>**Non-split DCCCD `l` in `{60, 75}`** (`90` skipped: `R = 1.195 &gt; 1`):</w:t>
+      </w:r>
+    </w:p>
+    <w:p>
+      <w:r>
+        <w:t>| `l` | Mean bal. acc | Mean ROC-AUC |</w:t>
+      </w:r>
+    </w:p>
+    <w:p>
+      <w:r>
+        <w:t>|----:|--------------:|-------------:|</w:t>
       </w:r>
     </w:p>
     <w:p>
@@ -1214,7 +1219,7 @@
     </w:p>
     <w:p>
       <w:r>
-        <w:t>Full-data PCA + later barcode split is **weaker** than the clean early-split 60/15 arm at \(t=88\).</w:t>
+        <w:t>Full-data PCA + later barcode split is **weaker** than the clean early-split 60/15 arm at `t = 88`.</w:t>
       </w:r>
     </w:p>
     <w:p>
@@ -1222,17 +1227,17 @@
         <w:pStyle w:val="Heading2"/>
       </w:pPr>
       <w:r>
-        <w:t>7.2 Overlap tests on DCCCD (train, \(t=88\), \(l=60\))</w:t>
-      </w:r>
-    </w:p>
-    <w:p>
-      <w:r>
-        <w:t>| Class | Mean pairwise overlap | Theory \(t/n\) | Reuse \(R\) | Monte Carlo \(p\) (excess) | Mann–Whitney \(p\) |</w:t>
-      </w:r>
-    </w:p>
-    <w:p>
-      <w:r>
-        <w:t>|-------|----------------------:|---------------:|------------:|---------------------------:|-------------------:|</w:t>
+        <w:t>7.2 Overlap tests on DCCCD (train, `t = 88`, `l = 60`)</w:t>
+      </w:r>
+    </w:p>
+    <w:p>
+      <w:r>
+        <w:t>| Class | Mean pairwise overlap | Theory `t/n` | Reuse `R` | Monte Carlo `p` (excess) | Mann–Whitney `p` |</w:t>
+      </w:r>
+    </w:p>
+    <w:p>
+      <w:r>
+        <w:t>|-------|----------------------:|-------------:|----------:|-------------------------:|-----------------:|</w:t>
       </w:r>
     </w:p>
     <w:p>
@@ -1247,7 +1252,7 @@
     </w:p>
     <w:p>
       <w:r>
-        <w:t>**What this led to:** non-default snapshots look like independent draws. Default snapshots show a **mild** excess overlap vs the null (p≈0.02) while still sitting at the reuse boundary \(R\approx 1\). Worth watching; not a disaster like \(R=25\) under \(l=500\).</w:t>
+        <w:t>**What this led to:** non-default snapshots look like independent draws. Default snapshots show a **mild** excess overlap vs the null (`p ≈ 0.02`) while still sitting at the reuse boundary `R ≈ 1`. Worth watching; not a disaster like `R = 25` under `l = 500`.</w:t>
       </w:r>
     </w:p>
     <w:p>
@@ -1255,52 +1260,52 @@
         <w:pStyle w:val="Heading2"/>
       </w:pPr>
       <w:r>
-        <w:t>7.3 Other datasets (effective defaults; mean bal. acc. by \(t\))</w:t>
-      </w:r>
-    </w:p>
-    <w:p>
-      <w:r>
-        <w:t>| Dataset | Eff. \(l\) train/test | \(t\) values | Mean bal. acc. | Best bal. acc. |</w:t>
-      </w:r>
-    </w:p>
-    <w:p>
-      <w:r>
-        <w:t>|---------|----------------------:|-------------:|---------------:|---------------:|</w:t>
-      </w:r>
-    </w:p>
-    <w:p>
-      <w:r>
-        <w:t>| Polish bankruptcy | 60 / 15 | 3, 4, **6** | 0.61 → 0.70 → **0.90** | XGB **0.933** at \(t=6\) |</w:t>
-      </w:r>
-    </w:p>
-    <w:p>
-      <w:r>
-        <w:t>| Statlog German | 48 / 12 | 3, 5 | 0.48 → 0.56 | logistic 0.708 at \(t=5\) |</w:t>
-      </w:r>
-    </w:p>
-    <w:p>
-      <w:r>
-        <w:t>| South German | 48 / 12 | 3, 5 | 0.50 → 0.43 | logistic 0.625 at \(t=5\) |</w:t>
-      </w:r>
-    </w:p>
-    <w:p>
-      <w:r>
-        <w:t>| Taiwan bankruptcy | 35 / 8 | 3, 5 | 0.54 → 0.51 | XGB 0.625 at \(t=3\) |</w:t>
-      </w:r>
-    </w:p>
-    <w:p>
-      <w:r>
-        <w:t>| PKDD Czech | 12 / 3 | 3, 5 | 0.63 → 0.43 | logistic 0.667 at \(t=3\) |</w:t>
-      </w:r>
-    </w:p>
-    <w:p>
-      <w:r>
-        <w:t xml:space="preserve">Polish Zaniar at \(t=3\): mean bal. acc. ≈ 0.62 (below its best default \(t=6\) @ 60/15).  </w:t>
-      </w:r>
-    </w:p>
-    <w:p>
-      <w:r>
-        <w:t>Zaniar upper grid is **reuse-infeasible** on Statlog / South German / PKDD / Taiwan at any practical \(t\) — Concern B correctly skipped those cells (logged in `reuse_skips.csv`).</w:t>
+        <w:t>7.3 Other datasets (effective defaults; mean bal. acc. by `t`)</w:t>
+      </w:r>
+    </w:p>
+    <w:p>
+      <w:r>
+        <w:t>| Dataset | Eff. `l` train/test | `t` values | Mean bal. acc. | Best bal. acc. |</w:t>
+      </w:r>
+    </w:p>
+    <w:p>
+      <w:r>
+        <w:t>|---------|--------------------:|-----------:|---------------:|---------------:|</w:t>
+      </w:r>
+    </w:p>
+    <w:p>
+      <w:r>
+        <w:t>| Polish bankruptcy | 60 / 15 | 3, 4, **6** | 0.61 → 0.70 → **0.90** | XGB **0.933** at `t = 6` |</w:t>
+      </w:r>
+    </w:p>
+    <w:p>
+      <w:r>
+        <w:t>| Statlog German | 48 / 12 | 3, 5 | 0.48 → 0.56 | logistic 0.708 at `t = 5` |</w:t>
+      </w:r>
+    </w:p>
+    <w:p>
+      <w:r>
+        <w:t>| South German | 48 / 12 | 3, 5 | 0.50 → 0.43 | logistic 0.625 at `t = 5` |</w:t>
+      </w:r>
+    </w:p>
+    <w:p>
+      <w:r>
+        <w:t>| Taiwan bankruptcy | 35 / 8 | 3, 5 | 0.54 → 0.51 | XGB 0.625 at `t = 3` |</w:t>
+      </w:r>
+    </w:p>
+    <w:p>
+      <w:r>
+        <w:t>| PKDD Czech | 12 / 3 | 3, 5 | 0.63 → 0.43 | logistic 0.667 at `t = 3` |</w:t>
+      </w:r>
+    </w:p>
+    <w:p>
+      <w:r>
+        <w:t xml:space="preserve">Polish Zaniar at `t = 3`: mean bal. acc. ≈ 0.62 (below its best default `t = 6` @ 60/15).  </w:t>
+      </w:r>
+    </w:p>
+    <w:p>
+      <w:r>
+        <w:t>Zaniar upper grid is **reuse-infeasible** on Statlog / South German / PKDD / Taiwan at any practical `t` — Concern B correctly skipped those cells (`reuse_skips.csv`).</w:t>
       </w:r>
     </w:p>
     <w:p>
@@ -1348,7 +1353,7 @@
         <w:pStyle w:val="ListBullet"/>
       </w:pPr>
       <w:r>
-        <w:t>Tiny test libraries (PKDD test \(l=3\)) make single-run accuracy noisy — quote trends, not one lucky cell</w:t>
+        <w:t>Tiny test libraries (PKDD test `l = 3`) make single-run accuracy noisy — quote trends, not one lucky cell</w:t>
       </w:r>
     </w:p>
     <w:p>
@@ -1366,47 +1371,67 @@
     </w:p>
     <w:p>
       <w:r>
-        <w:t>For each class at the chosen \(t\):</w:t>
-      </w:r>
-    </w:p>
-    <w:p>
-      <w:r>
-        <w:t>\[</w:t>
-      </w:r>
-    </w:p>
-    <w:p>
-      <w:r>
-        <w:t>l_{\max}^{(c)} = \left\lfloor n_c / t \right\rfloor</w:t>
-      </w:r>
-    </w:p>
-    <w:p>
-      <w:r>
-        <w:t>\]</w:t>
-      </w:r>
-    </w:p>
-    <w:p>
-      <w:r>
-        <w:t>Conservative experimental \(l\) must satisfy</w:t>
-      </w:r>
-    </w:p>
-    <w:p>
-      <w:r>
-        <w:t>\[</w:t>
-      </w:r>
-    </w:p>
-    <w:p>
-      <w:r>
-        <w:t>l \le \min_c l_{\max}^{(c)}.</w:t>
-      </w:r>
-    </w:p>
-    <w:p>
-      <w:r>
-        <w:t>\]</w:t>
-      </w:r>
-    </w:p>
-    <w:p>
-      <w:r>
-        <w:t>On DCCCD train at \(t=88\): \(\lfloor 5304/88\rfloor = 60\) — we sit exactly on the minority bound for train \(l=60\). That is intentional and tight.</w:t>
+        <w:t>For each class at the chosen `t`:</w:t>
+      </w:r>
+    </w:p>
+    <w:p>
+      <w:r>
+        <w:t>```text</w:t>
+      </w:r>
+    </w:p>
+    <w:p>
+      <w:r>
+        <w:t>l_max(c) = floor( n_c / t )</w:t>
+      </w:r>
+    </w:p>
+    <w:p>
+      <w:r>
+        <w:t>```</w:t>
+      </w:r>
+    </w:p>
+    <w:p>
+      <w:r>
+        <w:t>Conservative experimental `l` must satisfy:</w:t>
+      </w:r>
+    </w:p>
+    <w:p>
+      <w:r>
+        <w:t>```text</w:t>
+      </w:r>
+    </w:p>
+    <w:p>
+      <w:r>
+        <w:t>l  ≤  min over classes of l_max(c)</w:t>
+      </w:r>
+    </w:p>
+    <w:p>
+      <w:r>
+        <w:t>```</w:t>
+      </w:r>
+    </w:p>
+    <w:p>
+      <w:r>
+        <w:t>On DCCCD train at `t = 88`:</w:t>
+      </w:r>
+    </w:p>
+    <w:p>
+      <w:r>
+        <w:t>```text</w:t>
+      </w:r>
+    </w:p>
+    <w:p>
+      <w:r>
+        <w:t>floor(5304 / 88) = 60</w:t>
+      </w:r>
+    </w:p>
+    <w:p>
+      <w:r>
+        <w:t>```</w:t>
+      </w:r>
+    </w:p>
+    <w:p>
+      <w:r>
+        <w:t>We sit exactly on the minority bound for train `l = 60`. That is intentional and tight.</w:t>
       </w:r>
     </w:p>
     <w:p>
@@ -1434,7 +1459,7 @@
     </w:p>
     <w:p>
       <w:r>
-        <w:t>| `5_Experiments/28_Revised_Snapshot_Protocol/protocol_lib.py` | Formulas, overlap tests, fixed-\(t\) snapshots |</w:t>
+        <w:t>| `5_Experiments/28_Revised_Snapshot_Protocol/protocol_lib.py` | Formulas, overlap tests, fixed-`t` snapshots |</w:t>
       </w:r>
     </w:p>
     <w:p>
@@ -1497,17 +1522,37 @@
     </w:p>
     <w:p>
       <w:r>
-        <w:t xml:space="preserve">We fix \(t\), set train/test snapshot counts to 60/15 by default, and sweep three points in Zaniar’s ranges.  </w:t>
-      </w:r>
-    </w:p>
-    <w:p>
-      <w:r>
-        <w:t xml:space="preserve">Intrinsic dimension from scikit-dimension feeds the email formula \(l\sim(t/\log t)^{2/b}\) — on DCCCD that gives ≈7, which we report separately from reuse.  </w:t>
-      </w:r>
-    </w:p>
-    <w:p>
-      <w:r>
-        <w:t xml:space="preserve">Reuse \(R=tl/n\) shows 60/15 is legal on DCCCD at \(t=88\) with \(R\approx 1\).  </w:t>
+        <w:t xml:space="preserve">We fix `t`, set train/test snapshot counts to 60/15 by default, and sweep three points in Zaniar’s ranges.  </w:t>
+      </w:r>
+    </w:p>
+    <w:p>
+      <w:r>
+        <w:t>Intrinsic dimension from scikit-dimension feeds the email formula</w:t>
+      </w:r>
+    </w:p>
+    <w:p>
+      <w:r>
+        <w:t>```text</w:t>
+      </w:r>
+    </w:p>
+    <w:p>
+      <w:r>
+        <w:t>l ≈ (t / log(t))^(2/b)</w:t>
+      </w:r>
+    </w:p>
+    <w:p>
+      <w:r>
+        <w:t>```</w:t>
+      </w:r>
+    </w:p>
+    <w:p>
+      <w:r>
+        <w:t xml:space="preserve">— on DCCCD that gives ≈7, which we report separately from reuse.  </w:t>
+      </w:r>
+    </w:p>
+    <w:p>
+      <w:r>
+        <w:t xml:space="preserve">Reuse `R = (t * l) / n` shows 60/15 is legal on DCCCD at `t = 88` with `R ≈ 1`.  </w:t>
       </w:r>
     </w:p>
     <w:p>
